--- a/Resume/Ali_Tavousi_CV_FA.docx
+++ b/Resume/Ali_Tavousi_CV_FA.docx
@@ -22,24 +22,155 @@
     </w:p>
     <w:p>
       <w:pPr>
-        <w:spacing w:after="40" w:line="246" w:lineRule="auto"/>
+        <w:spacing w:after="0" w:line="240" w:lineRule="auto"/>
         <w:jc w:val="center"/>
       </w:pPr>
       <w:r>
         <w:rPr>
           <w:b/>
           <w:bCs/>
-          <w:color w:val="1F3864"/>
-          <w:sz w:val="26"/>
-          <w:szCs w:val="26"/>
-        </w:rPr>
-        <w:t>Front-End Developer</w:t>
-      </w:r>
-    </w:p>
-    <w:p>
-      <w:pPr>
-        <w:bidi/>
-        <w:spacing w:after="10" w:line="246" w:lineRule="auto"/>
+          <w:color w:val="0E7C86"/>
+          <w:sz w:val="24"/>
+          <w:szCs w:val="24"/>
+          <w14:textFill>
+            <w14:gradFill>
+              <w14:gsLst>
+                <w14:gs w14:pos="0">
+                  <w14:srgbClr w14:val="0E7C86">
+                    <w14:shade w14:val="30000"/>
+                    <w14:satMod w14:val="115000"/>
+                  </w14:srgbClr>
+                </w14:gs>
+                <w14:gs w14:pos="50000">
+                  <w14:srgbClr w14:val="0E7C86">
+                    <w14:shade w14:val="67500"/>
+                    <w14:satMod w14:val="115000"/>
+                  </w14:srgbClr>
+                </w14:gs>
+                <w14:gs w14:pos="100000">
+                  <w14:srgbClr w14:val="0E7C86">
+                    <w14:shade w14:val="100000"/>
+                    <w14:satMod w14:val="115000"/>
+                  </w14:srgbClr>
+                </w14:gs>
+              </w14:gsLst>
+              <w14:path w14:path="circle">
+                <w14:fillToRect w14:l="50000" w14:t="50000" w14:r="50000" w14:b="50000"/>
+              </w14:path>
+            </w14:gradFill>
+          </w14:textFill>
+        </w:rPr>
+        <w:t>Front</w:t>
+      </w:r>
+      <w:r>
+        <w:rPr>
+          <w:b/>
+          <w:bCs/>
+          <w:color w:val="0E7C86"/>
+          <w:sz w:val="24"/>
+          <w:szCs w:val="24"/>
+        </w:rPr>
+        <w:t>-E</w:t>
+      </w:r>
+      <w:r>
+        <w:rPr>
+          <w:b/>
+          <w:bCs/>
+          <w:color w:val="0E7C86"/>
+          <w:sz w:val="24"/>
+          <w:szCs w:val="24"/>
+          <w14:textFill>
+            <w14:gradFill>
+              <w14:gsLst>
+                <w14:gs w14:pos="0">
+                  <w14:srgbClr w14:val="0E7C86">
+                    <w14:shade w14:val="30000"/>
+                    <w14:satMod w14:val="115000"/>
+                  </w14:srgbClr>
+                </w14:gs>
+                <w14:gs w14:pos="50000">
+                  <w14:srgbClr w14:val="0E7C86">
+                    <w14:shade w14:val="67500"/>
+                    <w14:satMod w14:val="115000"/>
+                  </w14:srgbClr>
+                </w14:gs>
+                <w14:gs w14:pos="100000">
+                  <w14:srgbClr w14:val="0E7C86">
+                    <w14:shade w14:val="100000"/>
+                    <w14:satMod w14:val="115000"/>
+                  </w14:srgbClr>
+                </w14:gs>
+              </w14:gsLst>
+              <w14:path w14:path="circle">
+                <w14:fillToRect w14:l="50000" w14:t="50000" w14:r="50000" w14:b="50000"/>
+              </w14:path>
+            </w14:gradFill>
+          </w14:textFill>
+        </w:rPr>
+        <w:t xml:space="preserve">nd </w:t>
+      </w:r>
+      <w:r>
+        <w:rPr>
+          <w:b/>
+          <w:bCs/>
+          <w:color w:val="0E7C86"/>
+          <w:sz w:val="24"/>
+          <w:szCs w:val="24"/>
+        </w:rPr>
+        <w:t>D</w:t>
+      </w:r>
+      <w:r>
+        <w:rPr>
+          <w:b/>
+          <w:bCs/>
+          <w:color w:val="0E7C86"/>
+          <w:sz w:val="24"/>
+          <w:szCs w:val="24"/>
+          <w14:textFill>
+            <w14:gradFill>
+              <w14:gsLst>
+                <w14:gs w14:pos="0">
+                  <w14:srgbClr w14:val="0E7C86">
+                    <w14:shade w14:val="30000"/>
+                    <w14:satMod w14:val="115000"/>
+                  </w14:srgbClr>
+                </w14:gs>
+                <w14:gs w14:pos="50000">
+                  <w14:srgbClr w14:val="0E7C86">
+                    <w14:shade w14:val="67500"/>
+                    <w14:satMod w14:val="115000"/>
+                  </w14:srgbClr>
+                </w14:gs>
+                <w14:gs w14:pos="100000">
+                  <w14:srgbClr w14:val="0E7C86">
+                    <w14:shade w14:val="100000"/>
+                    <w14:satMod w14:val="115000"/>
+                  </w14:srgbClr>
+                </w14:gs>
+              </w14:gsLst>
+              <w14:path w14:path="circle">
+                <w14:fillToRect w14:l="100000" w14:t="100000" w14:r="0" w14:b="0"/>
+              </w14:path>
+            </w14:gradFill>
+          </w14:textFill>
+        </w:rPr>
+        <w:t>evelop</w:t>
+      </w:r>
+      <w:r>
+        <w:rPr>
+          <w:b/>
+          <w:bCs/>
+          <w:color w:val="0E7C86"/>
+          <w:sz w:val="24"/>
+          <w:szCs w:val="24"/>
+        </w:rPr>
+        <w:t>er</w:t>
+      </w:r>
+    </w:p>
+    <w:p>
+      <w:pPr>
+        <w:bidi/>
+        <w:spacing w:after="0" w:line="246" w:lineRule="auto"/>
         <w:jc w:val="center"/>
       </w:pPr>
       <w:r>
@@ -52,30 +183,16 @@
         <w:t>اصفهان، ایران‏ | ‏‎+98 916 293 2329‎‏ | ‏</w:t>
       </w:r>
       <w:r>
-        <w:fldChar w:fldCharType="begin"/>
-      </w:r>
-      <w:r>
-        <w:instrText xml:space="preserve"> HYPERLINK "mailto:Alitavousi83@gmail.com" \h </w:instrText>
-      </w:r>
-      <w:r>
-        <w:fldChar w:fldCharType="separate"/>
-      </w:r>
-      <w:r>
-        <w:rPr>
-          <w:color w:val="2E5AA7"/>
-          <w:sz w:val="19"/>
-          <w:szCs w:val="19"/>
-        </w:rPr>
-        <w:t>Alitavousi83@gmail.com</w:t>
-      </w:r>
-      <w:r>
-        <w:rPr>
-          <w:color w:val="2E5AA7"/>
-          <w:sz w:val="19"/>
-          <w:szCs w:val="19"/>
-        </w:rPr>
-        <w:fldChar w:fldCharType="end"/>
-      </w:r>
+        <w:t xml:space="preserve"> </w:t>
+      </w:r>
+      <w:hyperlink r:id="rId7" w:history="1">
+        <w:r>
+          <w:rPr>
+            <w:rStyle w:val="Hyperlink"/>
+          </w:rPr>
+          <w:t>Alitavousi83@gmail.com</w:t>
+        </w:r>
+      </w:hyperlink>
     </w:p>
     <w:p>
       <w:pPr>
@@ -83,12 +200,10 @@
         <w:spacing w:after="40" w:line="246" w:lineRule="auto"/>
         <w:jc w:val="center"/>
       </w:pPr>
-      <w:hyperlink r:id="rId5">
+      <w:hyperlink r:id="rId8" w:history="1">
         <w:r>
           <w:rPr>
-            <w:color w:val="2E5AA7"/>
-            <w:sz w:val="19"/>
-            <w:szCs w:val="19"/>
+            <w:rStyle w:val="Hyperlink"/>
           </w:rPr>
           <w:t>linkedin.com/in/alitavousi83</w:t>
         </w:r>
@@ -103,30 +218,16 @@
         <w:t>‏ | ‏</w:t>
       </w:r>
       <w:r>
-        <w:fldChar w:fldCharType="begin"/>
-      </w:r>
-      <w:r>
-        <w:instrText xml:space="preserve"> HYPERLINK "https://github.com/alitavousi83" \h </w:instrText>
-      </w:r>
-      <w:r>
-        <w:fldChar w:fldCharType="separate"/>
-      </w:r>
-      <w:r>
-        <w:rPr>
-          <w:color w:val="2E5AA7"/>
-          <w:sz w:val="19"/>
-          <w:szCs w:val="19"/>
-        </w:rPr>
-        <w:t>github.com/alitavousi83</w:t>
-      </w:r>
-      <w:r>
-        <w:rPr>
-          <w:color w:val="2E5AA7"/>
-          <w:sz w:val="19"/>
-          <w:szCs w:val="19"/>
-        </w:rPr>
-        <w:fldChar w:fldCharType="end"/>
-      </w:r>
+        <w:t xml:space="preserve"> </w:t>
+      </w:r>
+      <w:hyperlink r:id="rId9" w:history="1">
+        <w:r>
+          <w:rPr>
+            <w:rStyle w:val="Hyperlink"/>
+          </w:rPr>
+          <w:t>github.com/alitavousi83</w:t>
+        </w:r>
+      </w:hyperlink>
     </w:p>
     <w:p>
       <w:pPr>
@@ -183,35 +284,7 @@
           <w:sz w:val="18"/>
           <w:szCs w:val="18"/>
         </w:rPr>
-        <w:t>HTML5</w:t>
-      </w:r>
-      <w:r>
-        <w:rPr>
-          <w:sz w:val="18"/>
-          <w:szCs w:val="18"/>
-        </w:rPr>
-        <w:t>،</w:t>
-      </w:r>
-      <w:r>
-        <w:rPr>
-          <w:sz w:val="18"/>
-          <w:szCs w:val="18"/>
-        </w:rPr>
-        <w:t xml:space="preserve"> CSS3</w:t>
-      </w:r>
-      <w:r>
-        <w:rPr>
-          <w:sz w:val="18"/>
-          <w:szCs w:val="18"/>
-        </w:rPr>
-        <w:t>،</w:t>
-      </w:r>
-      <w:r>
-        <w:rPr>
-          <w:sz w:val="18"/>
-          <w:szCs w:val="18"/>
-        </w:rPr>
-        <w:t xml:space="preserve"> JavaScript</w:t>
+        <w:t>HTML5، CSS3، JavaScript</w:t>
       </w:r>
       <w:r>
         <w:rPr>
@@ -234,15 +307,7 @@
           <w:szCs w:val="18"/>
           <w:rtl/>
         </w:rPr>
-        <w:t xml:space="preserve">. علاقه‌مند به توسعه رابط‌های </w:t>
-      </w:r>
-      <w:r>
-        <w:rPr>
-          <w:sz w:val="18"/>
-          <w:szCs w:val="18"/>
-          <w:rtl/>
-        </w:rPr>
-        <w:t xml:space="preserve">کاربری مدرن، نوشتن کدهای تمیز و قابل نگهداری و استفاده از </w:t>
+        <w:t xml:space="preserve">. علاقه‌مند به توسعه رابط‌های کاربری مدرن، نوشتن کدهای تمیز و قابل نگهداری و استفاده از </w:t>
       </w:r>
       <w:r>
         <w:rPr>
@@ -294,37 +359,15 @@
           <w:sz w:val="18"/>
           <w:szCs w:val="18"/>
         </w:rPr>
-        <w:t>Debugging</w:t>
-      </w:r>
-      <w:r>
-        <w:rPr>
-          <w:sz w:val="18"/>
-          <w:szCs w:val="18"/>
-        </w:rPr>
-        <w:t>،</w:t>
-      </w:r>
-      <w:r>
-        <w:rPr>
-          <w:sz w:val="18"/>
-          <w:szCs w:val="18"/>
-        </w:rPr>
-        <w:t xml:space="preserve"> Code Review</w:t>
-      </w:r>
-      <w:r>
-        <w:rPr>
-          <w:sz w:val="18"/>
-          <w:szCs w:val="18"/>
-          <w:rtl/>
-        </w:rPr>
-        <w:t xml:space="preserve"> و حل مسئله شده است. همواره در حال یادگیری فناوری‌های جدید و توسعه مهارت‌ها</w:t>
-      </w:r>
-      <w:r>
-        <w:rPr>
-          <w:sz w:val="18"/>
-          <w:szCs w:val="18"/>
-          <w:rtl/>
-        </w:rPr>
-        <w:t xml:space="preserve">ی </w:t>
+        <w:t>Debugging، Code Review</w:t>
+      </w:r>
+      <w:r>
+        <w:rPr>
+          <w:sz w:val="18"/>
+          <w:szCs w:val="18"/>
+          <w:rtl/>
+        </w:rPr>
+        <w:t xml:space="preserve"> و حل مسئله شده است. همواره در حال یادگیری فناوری‌های جدید و توسعه مهارت‌های </w:t>
       </w:r>
       <w:r>
         <w:rPr>
@@ -386,77 +429,7 @@
           <w:sz w:val="18"/>
           <w:szCs w:val="18"/>
         </w:rPr>
-        <w:t>‎HTML5‎</w:t>
-      </w:r>
-      <w:r>
-        <w:rPr>
-          <w:sz w:val="18"/>
-          <w:szCs w:val="18"/>
-        </w:rPr>
-        <w:t>،</w:t>
-      </w:r>
-      <w:r>
-        <w:rPr>
-          <w:sz w:val="18"/>
-          <w:szCs w:val="18"/>
-        </w:rPr>
-        <w:t xml:space="preserve"> ‎Semantic HTML‎</w:t>
-      </w:r>
-      <w:r>
-        <w:rPr>
-          <w:sz w:val="18"/>
-          <w:szCs w:val="18"/>
-        </w:rPr>
-        <w:t>،</w:t>
-      </w:r>
-      <w:r>
-        <w:rPr>
-          <w:sz w:val="18"/>
-          <w:szCs w:val="18"/>
-        </w:rPr>
-        <w:t xml:space="preserve"> ‎CSS3‎</w:t>
-      </w:r>
-      <w:r>
-        <w:rPr>
-          <w:sz w:val="18"/>
-          <w:szCs w:val="18"/>
-        </w:rPr>
-        <w:t>،</w:t>
-      </w:r>
-      <w:r>
-        <w:rPr>
-          <w:sz w:val="18"/>
-          <w:szCs w:val="18"/>
-        </w:rPr>
-        <w:t xml:space="preserve"> ‎Responsive Web Design‎</w:t>
-      </w:r>
-      <w:r>
-        <w:rPr>
-          <w:sz w:val="18"/>
-          <w:szCs w:val="18"/>
-        </w:rPr>
-        <w:t>،</w:t>
-      </w:r>
-      <w:r>
-        <w:rPr>
-          <w:sz w:val="18"/>
-          <w:szCs w:val="18"/>
-        </w:rPr>
-        <w:t xml:space="preserve"> ‎Bootstrap 5‎</w:t>
-      </w:r>
-      <w:r>
-        <w:rPr>
-          <w:sz w:val="18"/>
-          <w:szCs w:val="18"/>
-        </w:rPr>
-        <w:t>،</w:t>
-      </w:r>
-      <w:r>
-        <w:rPr>
-          <w:sz w:val="18"/>
-          <w:szCs w:val="18"/>
-        </w:rPr>
-        <w:t xml:space="preserve"> ‎DOM Manipulation‎</w:t>
+        <w:t>‎HTML5‎، ‎Semantic HTML‎، ‎CSS3‎، ‎Responsive Web Design‎، ‎Bootstrap 5‎، ‎DOM Manipulation‎</w:t>
       </w:r>
     </w:p>
     <w:p>
@@ -483,35 +456,7 @@
           <w:sz w:val="18"/>
           <w:szCs w:val="18"/>
         </w:rPr>
-        <w:t>‎JavaScript (ES6+)‎</w:t>
-      </w:r>
-      <w:r>
-        <w:rPr>
-          <w:sz w:val="18"/>
-          <w:szCs w:val="18"/>
-        </w:rPr>
-        <w:t>،</w:t>
-      </w:r>
-      <w:r>
-        <w:rPr>
-          <w:sz w:val="18"/>
-          <w:szCs w:val="18"/>
-        </w:rPr>
-        <w:t xml:space="preserve"> ‎C++‎</w:t>
-      </w:r>
-      <w:r>
-        <w:rPr>
-          <w:sz w:val="18"/>
-          <w:szCs w:val="18"/>
-        </w:rPr>
-        <w:t>،</w:t>
-      </w:r>
-      <w:r>
-        <w:rPr>
-          <w:sz w:val="18"/>
-          <w:szCs w:val="18"/>
-        </w:rPr>
-        <w:t xml:space="preserve"> ‎MATLAB‎</w:t>
+        <w:t>‎JavaScript (ES6+)‎، ‎C++‎، ‎MATLAB‎</w:t>
       </w:r>
     </w:p>
     <w:p>
@@ -537,21 +482,7 @@
           <w:sz w:val="18"/>
           <w:szCs w:val="18"/>
         </w:rPr>
-        <w:t>‎Git‎</w:t>
-      </w:r>
-      <w:r>
-        <w:rPr>
-          <w:sz w:val="18"/>
-          <w:szCs w:val="18"/>
-        </w:rPr>
-        <w:t>،</w:t>
-      </w:r>
-      <w:r>
-        <w:rPr>
-          <w:sz w:val="18"/>
-          <w:szCs w:val="18"/>
-        </w:rPr>
-        <w:t xml:space="preserve"> ‎</w:t>
+        <w:t>‎Git‎، ‎</w:t>
       </w:r>
       <w:proofErr w:type="gramStart"/>
       <w:r>
@@ -632,21 +563,7 @@
           <w:sz w:val="18"/>
           <w:szCs w:val="18"/>
         </w:rPr>
-        <w:t>UI‎</w:t>
-      </w:r>
-      <w:r>
-        <w:rPr>
-          <w:sz w:val="18"/>
-          <w:szCs w:val="18"/>
-        </w:rPr>
-        <w:t>،</w:t>
-      </w:r>
-      <w:r>
-        <w:rPr>
-          <w:sz w:val="18"/>
-          <w:szCs w:val="18"/>
-        </w:rPr>
-        <w:t xml:space="preserve"> ‎Adobe Photoshop‎</w:t>
+        <w:t>UI‎، ‎Adobe Photoshop‎</w:t>
       </w:r>
     </w:p>
     <w:p>
@@ -673,50 +590,48 @@
           <w:sz w:val="18"/>
           <w:szCs w:val="18"/>
         </w:rPr>
-        <w:t>‎Microsoft Word‎</w:t>
-      </w:r>
-      <w:r>
-        <w:rPr>
-          <w:sz w:val="18"/>
-          <w:szCs w:val="18"/>
-        </w:rPr>
-        <w:t>،</w:t>
-      </w:r>
-      <w:r>
-        <w:rPr>
-          <w:sz w:val="18"/>
-          <w:szCs w:val="18"/>
-        </w:rPr>
-        <w:t xml:space="preserve"> ‎Excel‎</w:t>
-      </w:r>
-      <w:r>
-        <w:rPr>
-          <w:sz w:val="18"/>
-          <w:szCs w:val="18"/>
-        </w:rPr>
-        <w:t>،</w:t>
-      </w:r>
-      <w:r>
-        <w:rPr>
-          <w:sz w:val="18"/>
-          <w:szCs w:val="18"/>
-        </w:rPr>
-        <w:t xml:space="preserve"> ‎PowerPoint</w:t>
-      </w:r>
-      <w:r>
-        <w:rPr>
-          <w:sz w:val="18"/>
-          <w:szCs w:val="18"/>
-          <w:rtl/>
-        </w:rPr>
-        <w:t>‎ (دارای گواهینامه ‎</w:t>
-      </w:r>
-      <w:r>
-        <w:rPr>
-          <w:sz w:val="18"/>
-          <w:szCs w:val="18"/>
-        </w:rPr>
-        <w:t>ICDL‎)</w:t>
+        <w:t>‎Microsoft Word‎، ‎Excel‎، ‎PowerPoint</w:t>
+      </w:r>
+      <w:r>
+        <w:rPr>
+          <w:sz w:val="18"/>
+          <w:szCs w:val="18"/>
+          <w:rtl/>
+        </w:rPr>
+        <w:t xml:space="preserve">‎ </w:t>
+      </w:r>
+      <w:r>
+        <w:rPr>
+          <w:rFonts w:hint="cs"/>
+          <w:sz w:val="18"/>
+          <w:szCs w:val="18"/>
+          <w:rtl/>
+        </w:rPr>
+        <w:t>(</w:t>
+      </w:r>
+      <w:r>
+        <w:rPr>
+          <w:sz w:val="18"/>
+          <w:szCs w:val="18"/>
+          <w:rtl/>
+        </w:rPr>
+        <w:t>دارای گواهینامه ‎</w:t>
+      </w:r>
+      <w:r>
+        <w:rPr>
+          <w:sz w:val="18"/>
+          <w:szCs w:val="18"/>
+        </w:rPr>
+        <w:t>ICDL</w:t>
+      </w:r>
+      <w:r>
+        <w:rPr>
+          <w:rFonts w:hint="cs"/>
+          <w:sz w:val="18"/>
+          <w:szCs w:val="18"/>
+          <w:rtl/>
+        </w:rPr>
+        <w:t>)</w:t>
       </w:r>
     </w:p>
     <w:p>
@@ -792,14 +707,14 @@
         </w:rPr>
         <w:t xml:space="preserve">    </w:t>
       </w:r>
-      <w:hyperlink r:id="rId6" w:history="1">
+      <w:hyperlink r:id="rId10" w:history="1">
         <w:r>
           <w:rPr>
             <w:rStyle w:val="Hyperlink"/>
             <w:sz w:val="18"/>
             <w:szCs w:val="18"/>
           </w:rPr>
-          <w:t>https://alitavousi83.github.io/Rid</w:t>
+          <w:t>https://alitavousi83.gith</w:t>
         </w:r>
         <w:bookmarkStart w:id="0" w:name="_GoBack"/>
         <w:bookmarkEnd w:id="0"/>
@@ -809,7 +724,7 @@
             <w:sz w:val="18"/>
             <w:szCs w:val="18"/>
           </w:rPr>
-          <w:t>e</w:t>
+          <w:t>u</w:t>
         </w:r>
         <w:r>
           <w:rPr>
@@ -817,7 +732,7 @@
             <w:sz w:val="18"/>
             <w:szCs w:val="18"/>
           </w:rPr>
-          <w:t>Xpress/</w:t>
+          <w:t>b.io/RideXpress/</w:t>
         </w:r>
       </w:hyperlink>
       <w:r>
@@ -864,23 +779,7 @@
           <w:sz w:val="18"/>
           <w:szCs w:val="18"/>
         </w:rPr>
-        <w:t>Semantic HTML5‎</w:t>
-      </w:r>
-      <w:r>
-        <w:rPr>
-          <w:color w:val="000000"/>
-          <w:sz w:val="18"/>
-          <w:szCs w:val="18"/>
-        </w:rPr>
-        <w:t>،</w:t>
-      </w:r>
-      <w:r>
-        <w:rPr>
-          <w:color w:val="000000"/>
-          <w:sz w:val="18"/>
-          <w:szCs w:val="18"/>
-        </w:rPr>
-        <w:t xml:space="preserve"> ‎CSS</w:t>
+        <w:t>Semantic HTML5‎، ‎CSS</w:t>
       </w:r>
       <w:r>
         <w:rPr>
@@ -923,16 +822,7 @@
           <w:szCs w:val="18"/>
           <w:rtl/>
         </w:rPr>
-        <w:t>‎، به‌گونه‌ای که</w:t>
-      </w:r>
-      <w:r>
-        <w:rPr>
-          <w:color w:val="000000"/>
-          <w:sz w:val="18"/>
-          <w:szCs w:val="18"/>
-          <w:rtl/>
-        </w:rPr>
-        <w:t xml:space="preserve"> تمام صفحه‌ها روی موبایل، تبلت و دسکتاپ به‌درستی نمایش داده می‌شوند.</w:t>
+        <w:t>‎، به‌گونه‌ای که تمام صفحه‌ها روی موبایل، تبلت و دسکتاپ به‌درستی نمایش داده می‌شوند.</w:t>
       </w:r>
     </w:p>
     <w:p>
@@ -1028,24 +918,7 @@
           <w:szCs w:val="18"/>
           <w:rtl/>
         </w:rPr>
-        <w:t>‎ خالص ‎(</w:t>
-      </w:r>
-      <w:r>
-        <w:rPr>
-          <w:color w:val="000000"/>
-          <w:sz w:val="18"/>
-          <w:szCs w:val="18"/>
-        </w:rPr>
-        <w:t>ES</w:t>
-      </w:r>
-      <w:r>
-        <w:rPr>
-          <w:color w:val="000000"/>
-          <w:sz w:val="18"/>
-          <w:szCs w:val="18"/>
-          <w:rtl/>
-        </w:rPr>
-        <w:t>6+)‎: کار با ‎</w:t>
+        <w:t>‎ ‎: کار با ‎</w:t>
       </w:r>
       <w:r>
         <w:rPr>
@@ -1146,16 +1019,7 @@
           <w:szCs w:val="18"/>
           <w:rtl/>
         </w:rPr>
-        <w:t>‎ بر اساس صفحه و قابلیت، همراه با توابع ک</w:t>
-      </w:r>
-      <w:r>
-        <w:rPr>
-          <w:color w:val="000000"/>
-          <w:sz w:val="18"/>
-          <w:szCs w:val="18"/>
-          <w:rtl/>
-        </w:rPr>
-        <w:t>مکی مشترک، و نسخه‌بندی و انتشار کامل کد در ‎</w:t>
+        <w:t>‎ بر اساس صفحه و قابلیت، همراه با توابع کمکی مشترک، و نسخه‌بندی و انتشار کامل کد در ‎</w:t>
       </w:r>
       <w:r>
         <w:rPr>
@@ -1286,16 +1150,7 @@
           <w:szCs w:val="18"/>
           <w:rtl/>
         </w:rPr>
-        <w:t xml:space="preserve">++‎ — برنامه‌نویسی شیءگرا، ساختمان داده‌ها و منطق برنامه — در </w:t>
-      </w:r>
-      <w:r>
-        <w:rPr>
-          <w:color w:val="000000"/>
-          <w:sz w:val="18"/>
-          <w:szCs w:val="18"/>
-          <w:rtl/>
-        </w:rPr>
-        <w:t>قالب تمرین‌های ساختاریافته و زیر نظر توسعه‌دهندگان ارشد.</w:t>
+        <w:t>++‎ — برنامه‌نویسی شیءگرا، ساختمان داده‌ها و منطق برنامه — در قالب تمرین‌های ساختاریافته و زیر نظر توسعه‌دهندگان ارشد.</w:t>
       </w:r>
     </w:p>
     <w:p>
@@ -1455,6 +1310,8 @@
         <w:bidi/>
         <w:spacing w:after="17" w:line="246" w:lineRule="auto"/>
         <w:rPr>
+          <w:b/>
+          <w:bCs/>
           <w:sz w:val="18"/>
           <w:szCs w:val="18"/>
         </w:rPr>
@@ -1469,175 +1326,224 @@
         </w:rPr>
         <w:t xml:space="preserve">طراحی وب (سازمان فنی و حرفه‌ای کشور): </w:t>
       </w:r>
-      <w:hyperlink r:id="rId7">
+    </w:p>
+    <w:p>
+      <w:pPr>
+        <w:bidi/>
+        <w:spacing w:after="17" w:line="246" w:lineRule="auto"/>
+        <w:rPr>
+          <w:sz w:val="18"/>
+          <w:szCs w:val="18"/>
+        </w:rPr>
+      </w:pPr>
+      <w:hyperlink r:id="rId11" w:history="1">
         <w:r>
           <w:rPr>
-            <w:color w:val="2E5AA7"/>
+            <w:rStyle w:val="Hyperlink"/>
+            <w:rFonts w:hint="cs"/>
             <w:sz w:val="18"/>
             <w:szCs w:val="18"/>
             <w:rtl/>
           </w:rPr>
-          <w:t>مبانی</w:t>
+          <w:t>مبانی طراحی وب (</w:t>
         </w:r>
-      </w:hyperlink>
-      <w:hyperlink r:id="rId8">
         <w:r>
           <w:rPr>
-            <w:color w:val="2E5AA7"/>
+            <w:rStyle w:val="Hyperlink"/>
+            <w:sz w:val="18"/>
+            <w:szCs w:val="18"/>
+          </w:rPr>
+          <w:t xml:space="preserve">html , </w:t>
+        </w:r>
+        <w:proofErr w:type="spellStart"/>
+        <w:r>
+          <w:rPr>
+            <w:rStyle w:val="Hyperlink"/>
+            <w:sz w:val="18"/>
+            <w:szCs w:val="18"/>
+          </w:rPr>
+          <w:t>css</w:t>
+        </w:r>
+        <w:proofErr w:type="spellEnd"/>
+        <w:r>
+          <w:rPr>
+            <w:rStyle w:val="Hyperlink"/>
+            <w:rFonts w:hint="cs"/>
             <w:sz w:val="18"/>
             <w:szCs w:val="18"/>
             <w:rtl/>
           </w:rPr>
-          <w:t xml:space="preserve"> </w:t>
+          <w:t>)</w:t>
         </w:r>
       </w:hyperlink>
-      <w:hyperlink r:id="rId9">
+      <w:r>
+        <w:rPr>
+          <w:sz w:val="18"/>
+          <w:szCs w:val="18"/>
+          <w:rtl/>
+        </w:rPr>
+        <w:t xml:space="preserve">؛ </w:t>
+      </w:r>
+      <w:hyperlink r:id="rId12" w:history="1">
         <w:r>
           <w:rPr>
-            <w:color w:val="2E5AA7"/>
+            <w:rStyle w:val="Hyperlink"/>
             <w:sz w:val="18"/>
             <w:szCs w:val="18"/>
             <w:rtl/>
           </w:rPr>
-          <w:t>طراحی</w:t>
+          <w:t>طراحی قالب وب‌سایت با ‎</w:t>
         </w:r>
-      </w:hyperlink>
-      <w:hyperlink r:id="rId10">
         <w:r>
           <w:rPr>
-            <w:color w:val="2E5AA7"/>
-            <w:sz w:val="18"/>
-            <w:szCs w:val="18"/>
-            <w:rtl/>
-          </w:rPr>
-          <w:t xml:space="preserve"> </w:t>
-        </w:r>
-      </w:hyperlink>
-      <w:hyperlink r:id="rId11">
-        <w:r>
-          <w:rPr>
-            <w:color w:val="2E5AA7"/>
-            <w:sz w:val="18"/>
-            <w:szCs w:val="18"/>
-            <w:rtl/>
-          </w:rPr>
-          <w:t>وب</w:t>
-        </w:r>
-      </w:hyperlink>
-      <w:hyperlink r:id="rId12">
-        <w:r>
-          <w:rPr>
-            <w:color w:val="2E5AA7"/>
-            <w:sz w:val="18"/>
-            <w:szCs w:val="18"/>
-            <w:rtl/>
-          </w:rPr>
-          <w:t xml:space="preserve"> ‎(</w:t>
-        </w:r>
-      </w:hyperlink>
-      <w:hyperlink r:id="rId13">
-        <w:r>
-          <w:rPr>
-            <w:color w:val="2E5AA7"/>
-            <w:sz w:val="18"/>
-            <w:szCs w:val="18"/>
-          </w:rPr>
-          <w:t>HTML</w:t>
-        </w:r>
-      </w:hyperlink>
-      <w:hyperlink r:id="rId14">
-        <w:r>
-          <w:rPr>
-            <w:color w:val="2E5AA7"/>
-            <w:sz w:val="18"/>
-            <w:szCs w:val="18"/>
-          </w:rPr>
-          <w:t>5, </w:t>
-        </w:r>
-      </w:hyperlink>
-      <w:hyperlink r:id="rId15">
-        <w:r>
-          <w:rPr>
-            <w:color w:val="2E5AA7"/>
+            <w:rStyle w:val="Hyperlink"/>
             <w:sz w:val="18"/>
             <w:szCs w:val="18"/>
           </w:rPr>
           <w:t>CSS</w:t>
         </w:r>
       </w:hyperlink>
-      <w:hyperlink r:id="rId16">
+      <w:r>
+        <w:rPr>
+          <w:sz w:val="18"/>
+          <w:szCs w:val="18"/>
+          <w:rtl/>
+        </w:rPr>
+        <w:t xml:space="preserve">‎؛ </w:t>
+      </w:r>
+      <w:r>
+        <w:rPr>
+          <w:sz w:val="18"/>
+          <w:szCs w:val="18"/>
+          <w:rtl/>
+        </w:rPr>
+        <w:fldChar w:fldCharType="begin"/>
+      </w:r>
+      <w:r>
+        <w:rPr>
+          <w:sz w:val="18"/>
+          <w:szCs w:val="18"/>
+          <w:rtl/>
+        </w:rPr>
+        <w:instrText xml:space="preserve"> </w:instrText>
+      </w:r>
+      <w:r>
+        <w:rPr>
+          <w:sz w:val="18"/>
+          <w:szCs w:val="18"/>
+        </w:rPr>
+        <w:instrText>HYPERLINK</w:instrText>
+      </w:r>
+      <w:r>
+        <w:rPr>
+          <w:sz w:val="18"/>
+          <w:szCs w:val="18"/>
+          <w:rtl/>
+        </w:rPr>
+        <w:instrText xml:space="preserve"> "</w:instrText>
+      </w:r>
+      <w:r>
+        <w:rPr>
+          <w:sz w:val="18"/>
+          <w:szCs w:val="18"/>
+        </w:rPr>
+        <w:instrText>https://drive.google.com/file/d/1c5v-emcyylINWUxcH_00K1V8uMK0pwAE/view?usp=sharing</w:instrText>
+      </w:r>
+      <w:r>
+        <w:rPr>
+          <w:sz w:val="18"/>
+          <w:szCs w:val="18"/>
+          <w:rtl/>
+        </w:rPr>
+        <w:instrText xml:space="preserve">" </w:instrText>
+      </w:r>
+      <w:r>
+        <w:rPr>
+          <w:sz w:val="18"/>
+          <w:szCs w:val="18"/>
+          <w:rtl/>
+        </w:rPr>
+        <w:fldChar w:fldCharType="separate"/>
+      </w:r>
+      <w:r>
+        <w:rPr>
+          <w:rStyle w:val="Hyperlink"/>
+          <w:sz w:val="18"/>
+          <w:szCs w:val="18"/>
+          <w:rtl/>
+        </w:rPr>
+        <w:t>توسعه وب کاربردی ‎</w:t>
+      </w:r>
+      <w:r>
+        <w:rPr>
+          <w:rStyle w:val="Hyperlink"/>
+          <w:rFonts w:hint="cs"/>
+          <w:sz w:val="18"/>
+          <w:szCs w:val="18"/>
+          <w:rtl/>
+          <w:lang w:bidi="fa-IR"/>
+        </w:rPr>
+        <w:t>(</w:t>
+      </w:r>
+      <w:r>
+        <w:rPr>
+          <w:rStyle w:val="Hyperlink"/>
+          <w:sz w:val="18"/>
+          <w:szCs w:val="18"/>
+        </w:rPr>
+        <w:t xml:space="preserve"> HTML, CSS, JavaScript</w:t>
+      </w:r>
+      <w:r>
+        <w:rPr>
+          <w:rStyle w:val="Hyperlink"/>
+          <w:rFonts w:hint="cs"/>
+          <w:sz w:val="18"/>
+          <w:szCs w:val="18"/>
+          <w:rtl/>
+          <w:lang w:bidi="fa-IR"/>
+        </w:rPr>
+        <w:t>)</w:t>
+      </w:r>
+      <w:r>
+        <w:rPr>
+          <w:rStyle w:val="Hyperlink"/>
+          <w:sz w:val="18"/>
+          <w:szCs w:val="18"/>
+        </w:rPr>
+        <w:t>‎</w:t>
+      </w:r>
+      <w:r>
+        <w:rPr>
+          <w:sz w:val="18"/>
+          <w:szCs w:val="18"/>
+          <w:rtl/>
+        </w:rPr>
+        <w:fldChar w:fldCharType="end"/>
+      </w:r>
+    </w:p>
+    <w:p>
+      <w:pPr>
+        <w:bidi/>
+        <w:spacing w:after="17" w:line="246" w:lineRule="auto"/>
+        <w:rPr>
+          <w:sz w:val="18"/>
+          <w:szCs w:val="18"/>
+        </w:rPr>
+      </w:pPr>
+      <w:r>
+        <w:rPr>
+          <w:b/>
+          <w:bCs/>
+          <w:sz w:val="18"/>
+          <w:szCs w:val="18"/>
+          <w:rtl/>
+        </w:rPr>
+        <w:t xml:space="preserve">طراحی وب (آکادمی فینکا): </w:t>
+      </w:r>
+      <w:hyperlink r:id="rId13" w:history="1">
         <w:r>
           <w:rPr>
-            <w:color w:val="2E5AA7"/>
-            <w:sz w:val="18"/>
-            <w:szCs w:val="18"/>
-            <w:rtl/>
-          </w:rPr>
-          <w:t>3)‎</w:t>
-        </w:r>
-      </w:hyperlink>
-      <w:r>
-        <w:rPr>
-          <w:sz w:val="18"/>
-          <w:szCs w:val="18"/>
-          <w:rtl/>
-        </w:rPr>
-        <w:t>؛ طراحی قالب وب‌سایت با ‎</w:t>
-      </w:r>
-      <w:r>
-        <w:rPr>
-          <w:sz w:val="18"/>
-          <w:szCs w:val="18"/>
-        </w:rPr>
-        <w:t>CSS</w:t>
-      </w:r>
-      <w:r>
-        <w:rPr>
-          <w:sz w:val="18"/>
-          <w:szCs w:val="18"/>
-          <w:rtl/>
-        </w:rPr>
-        <w:t>‎؛ توسعه وب کار</w:t>
-      </w:r>
-      <w:r>
-        <w:rPr>
-          <w:sz w:val="18"/>
-          <w:szCs w:val="18"/>
-          <w:rtl/>
-        </w:rPr>
-        <w:t>بردی ‎(</w:t>
-      </w:r>
-      <w:r>
-        <w:rPr>
-          <w:sz w:val="18"/>
-          <w:szCs w:val="18"/>
-        </w:rPr>
-        <w:t>HTML, CSS, JavaScript)‎</w:t>
-      </w:r>
-    </w:p>
-    <w:p>
-      <w:pPr>
-        <w:bidi/>
-        <w:spacing w:after="17" w:line="246" w:lineRule="auto"/>
-        <w:rPr>
-          <w:sz w:val="18"/>
-          <w:szCs w:val="18"/>
-        </w:rPr>
-      </w:pPr>
-      <w:r>
-        <w:rPr>
-          <w:b/>
-          <w:bCs/>
-          <w:sz w:val="18"/>
-          <w:szCs w:val="18"/>
-          <w:rtl/>
-        </w:rPr>
-        <w:t xml:space="preserve">طراحی وب (آکادمی فینکا): </w:t>
-      </w:r>
-      <w:hyperlink r:id="rId17">
-        <w:r>
-          <w:rPr>
-            <w:color w:val="2E5AA7"/>
+            <w:rStyle w:val="Hyperlink"/>
             <w:sz w:val="18"/>
             <w:szCs w:val="18"/>
           </w:rPr>
@@ -1650,63 +1556,71 @@
           <w:szCs w:val="18"/>
           <w:rtl/>
         </w:rPr>
+        <w:t xml:space="preserve"> </w:t>
+      </w:r>
+      <w:r>
+        <w:rPr>
+          <w:sz w:val="18"/>
+          <w:szCs w:val="18"/>
+          <w:rtl/>
+        </w:rPr>
         <w:t xml:space="preserve">؛ </w:t>
       </w:r>
-      <w:hyperlink r:id="rId18"/>
-      <w:hyperlink r:id="rId19">
+      <w:hyperlink r:id="rId14" w:history="1">
+        <w:proofErr w:type="spellStart"/>
         <w:r>
           <w:rPr>
-            <w:color w:val="2E5AA7"/>
+            <w:rStyle w:val="Hyperlink"/>
             <w:sz w:val="18"/>
             <w:szCs w:val="18"/>
+            <w:lang w:val="en-US"/>
           </w:rPr>
-          <w:t>‎</w:t>
+          <w:t>css</w:t>
         </w:r>
-      </w:hyperlink>
-      <w:hyperlink r:id="rId20">
+        <w:proofErr w:type="spellEnd"/>
         <w:r>
           <w:rPr>
-            <w:color w:val="2E5AA7"/>
-            <w:sz w:val="18"/>
-            <w:szCs w:val="18"/>
-          </w:rPr>
-          <w:t>CSS</w:t>
-        </w:r>
-      </w:hyperlink>
-      <w:hyperlink r:id="rId21">
-        <w:r>
-          <w:rPr>
-            <w:color w:val="2E5AA7"/>
+            <w:rStyle w:val="Hyperlink"/>
+            <w:rFonts w:hint="cs"/>
             <w:sz w:val="18"/>
             <w:szCs w:val="18"/>
             <w:rtl/>
-          </w:rPr>
-          <w:t xml:space="preserve">‎ </w:t>
-        </w:r>
-      </w:hyperlink>
-      <w:hyperlink r:id="rId22">
-        <w:r>
-          <w:rPr>
-            <w:color w:val="2E5AA7"/>
-            <w:sz w:val="18"/>
-            <w:szCs w:val="18"/>
-            <w:rtl/>
+            <w:lang w:val="en-US" w:bidi="fa-IR"/>
           </w:rPr>
           <w:t>پیشرفته</w:t>
         </w:r>
       </w:hyperlink>
       <w:r>
         <w:rPr>
-          <w:sz w:val="18"/>
-          <w:szCs w:val="18"/>
-          <w:rtl/>
-        </w:rPr>
-        <w:t xml:space="preserve">؛ </w:t>
-      </w:r>
-      <w:hyperlink r:id="rId23">
+          <w:rFonts w:hint="cs"/>
+          <w:sz w:val="18"/>
+          <w:szCs w:val="18"/>
+          <w:rtl/>
+          <w:lang w:val="en-US" w:bidi="fa-IR"/>
+        </w:rPr>
+        <w:t xml:space="preserve"> </w:t>
+      </w:r>
+      <w:r>
+        <w:rPr>
+          <w:sz w:val="18"/>
+          <w:szCs w:val="18"/>
+          <w:rtl/>
+        </w:rPr>
+        <w:t>؛</w:t>
+      </w:r>
+      <w:r>
+        <w:rPr>
+          <w:rFonts w:hint="cs"/>
+          <w:sz w:val="18"/>
+          <w:szCs w:val="18"/>
+          <w:rtl/>
+        </w:rPr>
+        <w:t xml:space="preserve"> </w:t>
+      </w:r>
+      <w:hyperlink r:id="rId15" w:history="1">
         <w:r>
           <w:rPr>
-            <w:color w:val="2E5AA7"/>
+            <w:rStyle w:val="Hyperlink"/>
             <w:sz w:val="18"/>
             <w:szCs w:val="18"/>
           </w:rPr>
@@ -1716,259 +1630,219 @@
     </w:p>
     <w:p>
       <w:pPr>
-        <w:bidi/>
-        <w:spacing w:after="17" w:line="246" w:lineRule="auto"/>
-        <w:rPr>
-          <w:sz w:val="18"/>
-          <w:szCs w:val="18"/>
-        </w:rPr>
-      </w:pPr>
-      <w:r>
-        <w:rPr>
-          <w:b/>
-          <w:bCs/>
-          <w:sz w:val="18"/>
-          <w:szCs w:val="18"/>
-          <w:rtl/>
-        </w:rPr>
-        <w:t xml:space="preserve">کامپیوتر و طراحی (سازمان فنی و حرفه‌ای کشور): </w:t>
-      </w:r>
-      <w:hyperlink r:id="rId24"/>
-      <w:hyperlink r:id="rId25">
+        <w:keepNext/>
+        <w:pBdr>
+          <w:bottom w:val="single" w:sz="6" w:space="2" w:color="1B2A4A"/>
+        </w:pBdr>
+        <w:bidi/>
+        <w:spacing w:before="100" w:after="50"/>
+      </w:pPr>
+      <w:r>
+        <w:rPr>
+          <w:b/>
+          <w:bCs/>
+          <w:sz w:val="18"/>
+          <w:szCs w:val="18"/>
+          <w:rtl/>
+        </w:rPr>
+        <w:t>کامپیوتر و طراحی (سازمان فنی و حرفه‌ای کشور):</w:t>
+      </w:r>
+      <w:r>
+        <w:rPr>
+          <w:rFonts w:hint="cs"/>
+          <w:b/>
+          <w:bCs/>
+          <w:sz w:val="18"/>
+          <w:szCs w:val="18"/>
+          <w:rtl/>
+          <w:lang w:val="en-US" w:bidi="fa-IR"/>
+        </w:rPr>
+        <w:t xml:space="preserve"> </w:t>
+      </w:r>
+      <w:hyperlink r:id="rId16" w:history="1">
         <w:r>
           <w:rPr>
-            <w:color w:val="2E5AA7"/>
+            <w:rStyle w:val="Hyperlink"/>
+            <w:rFonts w:hint="cs"/>
+            <w:sz w:val="18"/>
+            <w:szCs w:val="18"/>
+            <w:rtl/>
+          </w:rPr>
+          <w:t xml:space="preserve">رایانه کار </w:t>
+        </w:r>
+        <w:r>
+          <w:rPr>
+            <w:rStyle w:val="Hyperlink"/>
             <w:sz w:val="18"/>
             <w:szCs w:val="18"/>
           </w:rPr>
-          <w:t>‎</w:t>
+          <w:t xml:space="preserve">ICDL </w:t>
+        </w:r>
+        <w:r>
+          <w:rPr>
+            <w:rStyle w:val="Hyperlink"/>
+            <w:rFonts w:hint="cs"/>
+            <w:sz w:val="18"/>
+            <w:szCs w:val="18"/>
+            <w:rtl/>
+          </w:rPr>
+          <w:t xml:space="preserve"> درجه 1</w:t>
         </w:r>
       </w:hyperlink>
-      <w:hyperlink r:id="rId26">
+      <w:r>
+        <w:rPr>
+          <w:rFonts w:hint="cs"/>
+          <w:color w:val="000000"/>
+          <w:sz w:val="18"/>
+          <w:szCs w:val="18"/>
+          <w:rtl/>
+        </w:rPr>
+        <w:t xml:space="preserve"> </w:t>
+      </w:r>
+      <w:r>
+        <w:rPr>
+          <w:color w:val="000000"/>
+          <w:sz w:val="18"/>
+          <w:szCs w:val="18"/>
+        </w:rPr>
+        <w:t>;</w:t>
+      </w:r>
+      <w:r>
+        <w:rPr>
+          <w:rFonts w:hint="cs"/>
+          <w:color w:val="000000"/>
+          <w:sz w:val="18"/>
+          <w:szCs w:val="18"/>
+          <w:rtl/>
+        </w:rPr>
+        <w:t xml:space="preserve"> </w:t>
+      </w:r>
+      <w:hyperlink r:id="rId17" w:history="1">
         <w:r>
           <w:rPr>
-            <w:color w:val="2E5AA7"/>
+            <w:rStyle w:val="Hyperlink"/>
+            <w:rFonts w:hint="cs"/>
+            <w:sz w:val="18"/>
+            <w:szCs w:val="18"/>
+            <w:rtl/>
+          </w:rPr>
+          <w:t xml:space="preserve">کاربر </w:t>
+        </w:r>
+        <w:r>
+          <w:rPr>
+            <w:rStyle w:val="Hyperlink"/>
             <w:sz w:val="18"/>
             <w:szCs w:val="18"/>
           </w:rPr>
           <w:t>ICDL</w:t>
         </w:r>
       </w:hyperlink>
-      <w:hyperlink r:id="rId27">
+      <w:r>
+        <w:rPr>
+          <w:rFonts w:hint="cs"/>
+          <w:color w:val="000000"/>
+          <w:sz w:val="18"/>
+          <w:szCs w:val="18"/>
+          <w:rtl/>
+        </w:rPr>
+        <w:t xml:space="preserve">  </w:t>
+      </w:r>
+      <w:r>
+        <w:rPr>
+          <w:color w:val="000000"/>
+          <w:sz w:val="18"/>
+          <w:szCs w:val="18"/>
+        </w:rPr>
+        <w:t>;</w:t>
+      </w:r>
+      <w:r>
+        <w:rPr>
+          <w:rFonts w:hint="cs"/>
+          <w:color w:val="000000"/>
+          <w:sz w:val="18"/>
+          <w:szCs w:val="18"/>
+          <w:rtl/>
+        </w:rPr>
+        <w:t xml:space="preserve"> </w:t>
+      </w:r>
+      <w:hyperlink r:id="rId18" w:history="1">
         <w:r>
           <w:rPr>
-            <w:color w:val="2E5AA7"/>
+            <w:rStyle w:val="Hyperlink"/>
+            <w:rFonts w:hint="cs"/>
             <w:sz w:val="18"/>
             <w:szCs w:val="18"/>
             <w:rtl/>
           </w:rPr>
-          <w:t xml:space="preserve">‎ </w:t>
+          <w:t>مبانی رباتیک</w:t>
         </w:r>
       </w:hyperlink>
-      <w:hyperlink r:id="rId28">
+      <w:r>
+        <w:rPr>
+          <w:rFonts w:hint="cs"/>
+          <w:color w:val="000000"/>
+          <w:sz w:val="18"/>
+          <w:szCs w:val="18"/>
+          <w:rtl/>
+        </w:rPr>
+        <w:t xml:space="preserve"> </w:t>
+      </w:r>
+      <w:r>
+        <w:rPr>
+          <w:color w:val="000000"/>
+          <w:sz w:val="18"/>
+          <w:szCs w:val="18"/>
+        </w:rPr>
+        <w:t>;</w:t>
+      </w:r>
+      <w:r>
+        <w:rPr>
+          <w:rFonts w:hint="cs"/>
+          <w:color w:val="000000"/>
+          <w:sz w:val="18"/>
+          <w:szCs w:val="18"/>
+          <w:rtl/>
+        </w:rPr>
+        <w:t xml:space="preserve"> </w:t>
+      </w:r>
+      <w:hyperlink r:id="rId19" w:history="1">
         <w:r>
           <w:rPr>
-            <w:color w:val="2E5AA7"/>
+            <w:rStyle w:val="Hyperlink"/>
+            <w:rFonts w:hint="cs"/>
             <w:sz w:val="18"/>
             <w:szCs w:val="18"/>
             <w:rtl/>
           </w:rPr>
-          <w:t>درجه</w:t>
+          <w:t xml:space="preserve">کاربر </w:t>
         </w:r>
-      </w:hyperlink>
-      <w:hyperlink r:id="rId29">
         <w:r>
           <w:rPr>
-            <w:color w:val="2E5AA7"/>
-            <w:sz w:val="18"/>
-            <w:szCs w:val="18"/>
-            <w:rtl/>
-          </w:rPr>
-          <w:t xml:space="preserve"> </w:t>
-        </w:r>
-      </w:hyperlink>
-      <w:hyperlink r:id="rId30">
-        <w:r>
-          <w:rPr>
-            <w:color w:val="2E5AA7"/>
-            <w:sz w:val="18"/>
-            <w:szCs w:val="18"/>
-            <w:rtl/>
-          </w:rPr>
-          <w:t>یک</w:t>
-        </w:r>
-      </w:hyperlink>
-      <w:r>
-        <w:rPr>
-          <w:sz w:val="18"/>
-          <w:szCs w:val="18"/>
-          <w:rtl/>
-        </w:rPr>
-        <w:t xml:space="preserve">؛ </w:t>
-      </w:r>
-      <w:hyperlink r:id="rId31">
-        <w:r>
-          <w:rPr>
-            <w:color w:val="2E5AA7"/>
-            <w:sz w:val="18"/>
-            <w:szCs w:val="18"/>
-            <w:rtl/>
-          </w:rPr>
-          <w:t>کاربر</w:t>
-        </w:r>
-      </w:hyperlink>
-      <w:hyperlink r:id="rId32">
-        <w:r>
-          <w:rPr>
-            <w:color w:val="2E5AA7"/>
-            <w:sz w:val="18"/>
-            <w:szCs w:val="18"/>
-            <w:rtl/>
-          </w:rPr>
-          <w:t xml:space="preserve"> ‎</w:t>
-        </w:r>
-      </w:hyperlink>
-      <w:hyperlink r:id="rId33">
-        <w:r>
-          <w:rPr>
-            <w:color w:val="2E5AA7"/>
+            <w:rStyle w:val="Hyperlink"/>
             <w:sz w:val="18"/>
             <w:szCs w:val="18"/>
           </w:rPr>
-          <w:t>ICDL</w:t>
+          <w:t>adobe photoshop</w:t>
         </w:r>
       </w:hyperlink>
-      <w:hyperlink r:id="rId34">
-        <w:r>
-          <w:rPr>
-            <w:color w:val="2E5AA7"/>
-            <w:sz w:val="18"/>
-            <w:szCs w:val="18"/>
-            <w:rtl/>
-          </w:rPr>
-          <w:t>‎</w:t>
-        </w:r>
-      </w:hyperlink>
-      <w:r>
-        <w:rPr>
-          <w:sz w:val="18"/>
-          <w:szCs w:val="18"/>
-          <w:rtl/>
-        </w:rPr>
-        <w:t xml:space="preserve">؛ </w:t>
-      </w:r>
-      <w:hyperlink r:id="rId35">
-        <w:r>
-          <w:rPr>
-            <w:color w:val="2E5AA7"/>
-            <w:sz w:val="18"/>
-            <w:szCs w:val="18"/>
-            <w:rtl/>
-          </w:rPr>
-          <w:t>مبانی</w:t>
-        </w:r>
-      </w:hyperlink>
-      <w:hyperlink r:id="rId36">
-        <w:r>
-          <w:rPr>
-            <w:color w:val="2E5AA7"/>
-            <w:sz w:val="18"/>
-            <w:szCs w:val="18"/>
-            <w:rtl/>
-          </w:rPr>
-          <w:t xml:space="preserve"> </w:t>
-        </w:r>
-      </w:hyperlink>
-      <w:hyperlink r:id="rId37">
-        <w:r>
-          <w:rPr>
-            <w:color w:val="2E5AA7"/>
-            <w:sz w:val="18"/>
-            <w:szCs w:val="18"/>
-            <w:rtl/>
-          </w:rPr>
-          <w:t>رباتیک</w:t>
-        </w:r>
-      </w:hyperlink>
-      <w:r>
-        <w:rPr>
-          <w:sz w:val="18"/>
-          <w:szCs w:val="18"/>
-          <w:rtl/>
-        </w:rPr>
-        <w:t xml:space="preserve">؛ </w:t>
-      </w:r>
-      <w:hyperlink r:id="rId38">
-        <w:r>
-          <w:rPr>
-            <w:color w:val="2E5AA7"/>
-            <w:sz w:val="18"/>
-            <w:szCs w:val="18"/>
-            <w:rtl/>
-          </w:rPr>
-          <w:t>کاربر</w:t>
-        </w:r>
-      </w:hyperlink>
-      <w:hyperlink r:id="rId39">
-        <w:r>
-          <w:rPr>
-            <w:color w:val="2E5AA7"/>
-            <w:sz w:val="18"/>
-            <w:szCs w:val="18"/>
-            <w:rtl/>
-          </w:rPr>
-          <w:t xml:space="preserve"> ‎</w:t>
-        </w:r>
-      </w:hyperlink>
-      <w:hyperlink r:id="rId40">
-        <w:r>
-          <w:rPr>
-            <w:color w:val="2E5AA7"/>
-            <w:sz w:val="18"/>
-            <w:szCs w:val="18"/>
-          </w:rPr>
-          <w:t>Adobe</w:t>
-        </w:r>
-      </w:hyperlink>
-      <w:hyperlink r:id="rId41">
-        <w:r>
-          <w:rPr>
-            <w:color w:val="2E5AA7"/>
-            <w:sz w:val="18"/>
-            <w:szCs w:val="18"/>
-          </w:rPr>
-          <w:t> </w:t>
-        </w:r>
-      </w:hyperlink>
-      <w:hyperlink r:id="rId42">
-        <w:r>
-          <w:rPr>
-            <w:color w:val="2E5AA7"/>
-            <w:sz w:val="18"/>
-            <w:szCs w:val="18"/>
-          </w:rPr>
-          <w:t>Photoshop</w:t>
-        </w:r>
-      </w:hyperlink>
-      <w:hyperlink r:id="rId43">
-        <w:r>
-          <w:rPr>
-            <w:color w:val="2E5AA7"/>
-            <w:sz w:val="18"/>
-            <w:szCs w:val="18"/>
-          </w:rPr>
-          <w:t>‎</w:t>
-        </w:r>
-      </w:hyperlink>
-    </w:p>
-    <w:p>
-      <w:pPr>
-        <w:pBdr>
-          <w:bottom w:val="single" w:sz="6" w:space="2" w:color="1F3864"/>
-        </w:pBdr>
-        <w:bidi/>
-        <w:spacing w:before="36" w:after="22" w:line="240" w:lineRule="auto"/>
-      </w:pPr>
+      <w:r>
+        <w:rPr>
+          <w:rFonts w:hint="cs"/>
+          <w:color w:val="000000"/>
+          <w:sz w:val="18"/>
+          <w:szCs w:val="18"/>
+          <w:rtl/>
+        </w:rPr>
+        <w:t xml:space="preserve"> </w:t>
+      </w:r>
+      <w:r>
+        <w:rPr>
+          <w:color w:val="2E5AA7"/>
+          <w:sz w:val="18"/>
+          <w:szCs w:val="18"/>
+        </w:rPr>
+        <w:br/>
+      </w:r>
       <w:r>
         <w:rPr>
           <w:b/>
@@ -2038,16 +1912,7 @@
           <w:szCs w:val="18"/>
           <w:rtl/>
         </w:rPr>
-        <w:t xml:space="preserve">رتبه نهم المپیاد ملی طراحی مهندسی </w:t>
-      </w:r>
-      <w:r>
-        <w:rPr>
-          <w:color w:val="000000"/>
-          <w:sz w:val="18"/>
-          <w:szCs w:val="18"/>
-          <w:rtl/>
-        </w:rPr>
-        <w:t>مکانیک کشور — ۱۴۰۴</w:t>
+        <w:t>رتبه نهم المپیاد ملی طراحی مهندسی مکانیک کشور — ۱۴۰۴</w:t>
       </w:r>
     </w:p>
     <w:p>
@@ -2104,8 +1969,10 @@
         <w:bidi/>
         <w:spacing w:after="0" w:line="246" w:lineRule="auto"/>
         <w:rPr>
-          <w:sz w:val="18"/>
-          <w:szCs w:val="18"/>
+          <w:rFonts w:cstheme="minorBidi" w:hint="cs"/>
+          <w:sz w:val="18"/>
+          <w:szCs w:val="18"/>
+          <w:lang w:bidi="fa-IR"/>
         </w:rPr>
       </w:pPr>
       <w:r>
@@ -2130,24 +1997,103 @@
           <w:szCs w:val="18"/>
           <w:rtl/>
         </w:rPr>
-        <w:t>انگلیسی (متوسط رو به بالا، ‎</w:t>
-      </w:r>
-      <w:r>
-        <w:rPr>
-          <w:sz w:val="18"/>
-          <w:szCs w:val="18"/>
-        </w:rPr>
-        <w:t>B2‎)</w:t>
+        <w:t xml:space="preserve">انگلیسی </w:t>
+      </w:r>
+      <w:r>
+        <w:rPr>
+          <w:rFonts w:cstheme="minorBidi" w:hint="cs"/>
+          <w:sz w:val="18"/>
+          <w:szCs w:val="18"/>
+          <w:rtl/>
+          <w:lang w:bidi="fa-IR"/>
+        </w:rPr>
+        <w:t>(</w:t>
+      </w:r>
+      <w:r>
+        <w:rPr>
+          <w:sz w:val="18"/>
+          <w:szCs w:val="18"/>
+          <w:rtl/>
+        </w:rPr>
+        <w:t>متوسط رو به بالا، ‎</w:t>
+      </w:r>
+      <w:r>
+        <w:rPr>
+          <w:sz w:val="18"/>
+          <w:szCs w:val="18"/>
+        </w:rPr>
+        <w:t>B2</w:t>
+      </w:r>
+      <w:r>
+        <w:rPr>
+          <w:rFonts w:cstheme="minorBidi" w:hint="cs"/>
+          <w:sz w:val="18"/>
+          <w:szCs w:val="18"/>
+          <w:rtl/>
+          <w:lang w:bidi="fa-IR"/>
+        </w:rPr>
+        <w:t>)</w:t>
       </w:r>
     </w:p>
     <w:sectPr>
       <w:pgSz w:w="12240" w:h="15840"/>
-      <w:pgMar w:top="454" w:right="850" w:bottom="283" w:left="850" w:header="720" w:footer="720" w:gutter="0"/>
+      <w:pgMar w:top="454" w:right="850" w:bottom="283" w:left="850" w:header="0" w:footer="0" w:gutter="0"/>
       <w:pgNumType w:start="1"/>
       <w:cols w:space="720"/>
+      <w:docGrid w:linePitch="286"/>
     </w:sectPr>
   </w:body>
 </w:document>
+</file>
+
+<file path=word/endnotes.xml><?xml version="1.0" encoding="utf-8"?>
+<w:endnotes xmlns:wpc="http://schemas.microsoft.com/office/word/2010/wordprocessingCanvas" xmlns:cx="http://schemas.microsoft.com/office/drawing/2014/chartex" xmlns:cx1="http://schemas.microsoft.com/office/drawing/2015/9/8/chartex" xmlns:cx2="http://schemas.microsoft.com/office/drawing/2015/10/21/chartex" xmlns:cx3="http://schemas.microsoft.com/office/drawing/2016/5/9/chartex" xmlns:cx4="http://schemas.microsoft.com/office/drawing/2016/5/10/chartex" xmlns:cx5="http://schemas.microsoft.com/office/drawing/2016/5/11/chartex" xmlns:cx6="http://schemas.microsoft.com/office/drawing/2016/5/12/chartex" xmlns:cx7="http://schemas.microsoft.com/office/drawing/2016/5/13/chartex" xmlns:cx8="http://schemas.microsoft.com/office/drawing/2016/5/14/chartex" xmlns:mc="http://schemas.openxmlformats.org/markup-compatibility/2006" xmlns:aink="http://schemas.microsoft.com/office/drawing/2016/ink" xmlns:am3d="http://schemas.microsoft.com/office/drawing/2017/model3d" xmlns:o="urn:schemas-microsoft-com:office:office" xmlns:r="http://schemas.openxmlformats.org/officeDocument/2006/relationships" xmlns:m="http://schemas.openxmlformats.org/officeDocument/2006/math" xmlns:v="urn:schemas-microsoft-com:vml" xmlns:wp14="http://schemas.microsoft.com/office/word/2010/wordprocessingDrawing" xmlns:wp="http://schemas.openxmlformats.org/drawingml/2006/wordprocessingDrawing" xmlns:w10="urn:schemas-microsoft-com:office:word" xmlns:w="http://schemas.openxmlformats.org/wordprocessingml/2006/main" xmlns:w14="http://schemas.microsoft.com/office/word/2010/wordml" xmlns:w15="http://schemas.microsoft.com/office/word/2012/wordml" xmlns:w16cid="http://schemas.microsoft.com/office/word/2016/wordml/cid" xmlns:w16se="http://schemas.microsoft.com/office/word/2015/wordml/symex" xmlns:wpg="http://schemas.microsoft.com/office/word/2010/wordprocessingGroup" xmlns:wpi="http://schemas.microsoft.com/office/word/2010/wordprocessingInk" xmlns:wne="http://schemas.microsoft.com/office/word/2006/wordml" xmlns:wps="http://schemas.microsoft.com/office/word/2010/wordprocessingShape" mc:Ignorable="w14 w15 w16se w16cid wp14">
+  <w:endnote w:type="separator" w:id="-1">
+    <w:p>
+      <w:pPr>
+        <w:spacing w:after="0" w:line="240" w:lineRule="auto"/>
+      </w:pPr>
+      <w:r>
+        <w:separator/>
+      </w:r>
+    </w:p>
+  </w:endnote>
+  <w:endnote w:type="continuationSeparator" w:id="0">
+    <w:p>
+      <w:pPr>
+        <w:spacing w:after="0" w:line="240" w:lineRule="auto"/>
+      </w:pPr>
+      <w:r>
+        <w:continuationSeparator/>
+      </w:r>
+    </w:p>
+  </w:endnote>
+</w:endnotes>
+</file>
+
+<file path=word/footnotes.xml><?xml version="1.0" encoding="utf-8"?>
+<w:footnotes xmlns:wpc="http://schemas.microsoft.com/office/word/2010/wordprocessingCanvas" xmlns:cx="http://schemas.microsoft.com/office/drawing/2014/chartex" xmlns:cx1="http://schemas.microsoft.com/office/drawing/2015/9/8/chartex" xmlns:cx2="http://schemas.microsoft.com/office/drawing/2015/10/21/chartex" xmlns:cx3="http://schemas.microsoft.com/office/drawing/2016/5/9/chartex" xmlns:cx4="http://schemas.microsoft.com/office/drawing/2016/5/10/chartex" xmlns:cx5="http://schemas.microsoft.com/office/drawing/2016/5/11/chartex" xmlns:cx6="http://schemas.microsoft.com/office/drawing/2016/5/12/chartex" xmlns:cx7="http://schemas.microsoft.com/office/drawing/2016/5/13/chartex" xmlns:cx8="http://schemas.microsoft.com/office/drawing/2016/5/14/chartex" xmlns:mc="http://schemas.openxmlformats.org/markup-compatibility/2006" xmlns:aink="http://schemas.microsoft.com/office/drawing/2016/ink" xmlns:am3d="http://schemas.microsoft.com/office/drawing/2017/model3d" xmlns:o="urn:schemas-microsoft-com:office:office" xmlns:r="http://schemas.openxmlformats.org/officeDocument/2006/relationships" xmlns:m="http://schemas.openxmlformats.org/officeDocument/2006/math" xmlns:v="urn:schemas-microsoft-com:vml" xmlns:wp14="http://schemas.microsoft.com/office/word/2010/wordprocessingDrawing" xmlns:wp="http://schemas.openxmlformats.org/drawingml/2006/wordprocessingDrawing" xmlns:w10="urn:schemas-microsoft-com:office:word" xmlns:w="http://schemas.openxmlformats.org/wordprocessingml/2006/main" xmlns:w14="http://schemas.microsoft.com/office/word/2010/wordml" xmlns:w15="http://schemas.microsoft.com/office/word/2012/wordml" xmlns:w16cid="http://schemas.microsoft.com/office/word/2016/wordml/cid" xmlns:w16se="http://schemas.microsoft.com/office/word/2015/wordml/symex" xmlns:wpg="http://schemas.microsoft.com/office/word/2010/wordprocessingGroup" xmlns:wpi="http://schemas.microsoft.com/office/word/2010/wordprocessingInk" xmlns:wne="http://schemas.microsoft.com/office/word/2006/wordml" xmlns:wps="http://schemas.microsoft.com/office/word/2010/wordprocessingShape" mc:Ignorable="w14 w15 w16se w16cid wp14">
+  <w:footnote w:type="separator" w:id="-1">
+    <w:p>
+      <w:pPr>
+        <w:spacing w:after="0" w:line="240" w:lineRule="auto"/>
+      </w:pPr>
+      <w:r>
+        <w:separator/>
+      </w:r>
+    </w:p>
+  </w:footnote>
+  <w:footnote w:type="continuationSeparator" w:id="0">
+    <w:p>
+      <w:pPr>
+        <w:spacing w:after="0" w:line="240" w:lineRule="auto"/>
+      </w:pPr>
+      <w:r>
+        <w:continuationSeparator/>
+      </w:r>
+    </w:p>
+  </w:footnote>
+</w:footnotes>
 </file>
 
 <file path=word/numbering.xml><?xml version="1.0" encoding="utf-8"?>
@@ -2880,6 +2826,50 @@
       <w:u w:val="single"/>
     </w:rPr>
   </w:style>
+  <w:style w:type="paragraph" w:styleId="Header">
+    <w:name w:val="header"/>
+    <w:basedOn w:val="Normal"/>
+    <w:link w:val="HeaderChar"/>
+    <w:uiPriority w:val="99"/>
+    <w:unhideWhenUsed/>
+    <w:rsid w:val="00547E10"/>
+    <w:pPr>
+      <w:tabs>
+        <w:tab w:val="center" w:pos="4680"/>
+        <w:tab w:val="right" w:pos="9360"/>
+      </w:tabs>
+      <w:spacing w:after="0" w:line="240" w:lineRule="auto"/>
+    </w:pPr>
+  </w:style>
+  <w:style w:type="character" w:customStyle="1" w:styleId="HeaderChar">
+    <w:name w:val="Header Char"/>
+    <w:basedOn w:val="DefaultParagraphFont"/>
+    <w:link w:val="Header"/>
+    <w:uiPriority w:val="99"/>
+    <w:rsid w:val="00547E10"/>
+  </w:style>
+  <w:style w:type="paragraph" w:styleId="Footer">
+    <w:name w:val="footer"/>
+    <w:basedOn w:val="Normal"/>
+    <w:link w:val="FooterChar"/>
+    <w:uiPriority w:val="99"/>
+    <w:unhideWhenUsed/>
+    <w:rsid w:val="00547E10"/>
+    <w:pPr>
+      <w:tabs>
+        <w:tab w:val="center" w:pos="4680"/>
+        <w:tab w:val="right" w:pos="9360"/>
+      </w:tabs>
+      <w:spacing w:after="0" w:line="240" w:lineRule="auto"/>
+    </w:pPr>
+  </w:style>
+  <w:style w:type="character" w:customStyle="1" w:styleId="FooterChar">
+    <w:name w:val="Footer Char"/>
+    <w:basedOn w:val="DefaultParagraphFont"/>
+    <w:link w:val="Footer"/>
+    <w:uiPriority w:val="99"/>
+    <w:rsid w:val="00547E10"/>
+  </w:style>
 </w:styles>
 </file>
 
